--- a/lesson-23.docx
+++ b/lesson-23.docx
@@ -4,6 +4,98 @@
   <w:body>
     <w:p>
       <w:pPr>
+        <w:rPr>
+          <w:lang w:val="ru-RU"/>
+        </w:rPr>
+      </w:pPr>
+      <w:r>
+        <w:rPr>
+          <w:lang w:val="ru-RU"/>
+        </w:rPr>
+        <w:t>#129. Стоическое понимание пространства (хора) как одного из бестелесных эффектов противопоставляется эпикурейской реальности пустого пространства (кенон) — «контейнера» или объёма / среды: у стоиков пространство не «содержит» тела, а «рождается» в момент их столкновения: событие (сюмбебекос) – «точка контакта», не принадлежащая ни одному из тел, – становится первичной реальностью; тем самым «пространство» у стоиков – это не среда или предзаданная «сцена», а следствие / эффект взаимодействия материальных тел;</w:t>
+      </w:r>
+    </w:p>
+    <w:p>
+      <w:pPr>
+        <w:rPr>
+          <w:lang w:val="ru-RU"/>
+        </w:rPr>
+      </w:pPr>
+      <w:r>
+        <w:rPr>
+          <w:lang w:val="ru-RU"/>
+        </w:rPr>
+        <w:t>#130. Стоическая модель: реальность (без воображаемого измерения «глубины», реконструированного мозгом) не содержит «пустоты» — она непрерывна, и всё пространство складывается из событий (сюмбебекос), а не из объектов с границами и пустотой между ними; «перемещение» — это не движение в «контейнере», а переход между зонами взаимодействий; опыт пространства представляет собой не «восприятие объема», а переживание непрерывной связности, натяжений-сопротивлений, «очагов напряжённости»; «пустота» (кенон), согласно стоикам, — это не пространство (хора), а ещё один бестелесный эффект (наряду с временем, лектоном), возникший вследствие пульсации (сжатия / расжатия) Космоса под воздействием пневмы;</w:t>
+      </w:r>
+    </w:p>
+    <w:p>
+      <w:pPr>
+        <w:rPr>
+          <w:lang w:val="ru-RU"/>
+        </w:rPr>
+      </w:pPr>
+      <w:r>
+        <w:rPr>
+          <w:lang w:val="ru-RU"/>
+        </w:rPr>
+        <w:t>#131. Эпикурейский образ «пустого пространства», объёма / среды связан с доверием к чувственному опыту (sensus), но стоики демонстрируют, что трудность может заключаться в точном определении того, что принадлежит чувственному опыту, а что является суждением; это делает стоическую онтологию более проницательной, чем эпикурейская – не только в античном контексте, но и в сравнении с новоевропейской наукой, где пространство перестаёт рассматриваться как независимая, фиксированная «сцена» и начинает пониматься как реляционная структура, возникающая из взаимодействий и корреляций между событиями (Эйнштейн, Ровелли);</w:t>
+      </w:r>
+    </w:p>
+    <w:p>
+      <w:pPr>
+        <w:rPr>
+          <w:lang w:val="ru-RU"/>
+        </w:rPr>
+      </w:pPr>
+      <w:r>
+        <w:rPr>
+          <w:lang w:val="ru-RU"/>
+        </w:rPr>
+        <w:t>#132. Стратегии достижения атараксии у стоиков (через контроль над страстями) и у эпикурейцев (через «проживание» удовольствия) сталкиваются с самоподрывом — «парадоксом тревоги»: любое определение «блага» (агатхон) и «зла» (какон) «по природе» (ката фюзин) порождает тревогу (тарахе), которую невозможно устранить внутри самой этической системы; тревога о том, достигнуто ли благо, не утрачено ли оно, и правильно ли я избежал зла – приводит к эффекту «удвоенного» страдания: тревога «паразитирует» на самой идее избавления от тревоги (Секст Эмпирик);</w:t>
+      </w:r>
+    </w:p>
+    <w:p>
+      <w:pPr>
+        <w:rPr>
+          <w:lang w:val="ru-RU"/>
+        </w:rPr>
+      </w:pPr>
+      <w:r>
+        <w:rPr>
+          <w:lang w:val="ru-RU"/>
+        </w:rPr>
+        <w:t>#133. Скептическое решение через «эпохе» (воздержание от суждения) позволяет выйти из ловушки этических систем: принцип «ничто не предпочтительнее» («уден маллон») создаёт зону когнитивного равновесия, где противоположные аргументы блокируют суждения о «благе и зле по природе»; именно в этом состоянии невозможности выбора и приостанавливается тревога — скептик, в отличие от стоика или эпикурейца, не создаёт этического идеала, которому он должен соответствовать, и потому действует без «догматической» убежденности — не боится отступиться от нормы или «не справиться»;</w:t>
+      </w:r>
+    </w:p>
+    <w:p>
+      <w:pPr>
+        <w:rPr>
+          <w:lang w:val="ru-RU"/>
+        </w:rPr>
+      </w:pPr>
+      <w:r>
+        <w:rPr>
+          <w:lang w:val="ru-RU"/>
+        </w:rPr>
+        <w:t>#134. Скептическая практика как «беспроигрышная игра»: устраняется сама возможность  тревоги, связанной с неудачей достичь эпохе‌; если «равносильные» аргументы найдены – наступает «эпохе» (приостановка суждения) и атараксия; если нет – возникает новое противоречие между тезисами о возможности и невозможности «равновесия» (может ли быть найден аргумент, который создаст «равновесие»), что само по себе становится новой точкой скептического анализа и приводит к «эпохе»;</w:t>
+      </w:r>
+    </w:p>
+    <w:p>
+      <w:pPr>
+        <w:rPr>
+          <w:lang w:val="ru-RU"/>
+        </w:rPr>
+      </w:pPr>
+      <w:r>
+        <w:rPr>
+          <w:lang w:val="ru-RU"/>
+        </w:rPr>
+        <w:lastRenderedPageBreak/>
+        <w:t>#135. Скептическое «эпохе‌» не ведёт к бездействию: воздержание от суждений касается онтологического статуса «блага» и «зла», но не отменяет повседневной активности: скептик действует, руководствуясь природными потребностями, чувствами, традициями, техническими регламентами — не как выразитель универсальной истины, а как человек, реагирующий на конкретные обстоятельства, без «догматической» убеждённости: он не ищет «идеального выбора», не боится ошибиться и не страдает от несовершенства своих решений.</w:t>
+      </w:r>
+    </w:p>
+    <w:p>
+      <w:pPr>
         <w:pStyle w:val="Heading2"/>
         <w:rPr>
           <w:lang w:val="ru-RU"/>
@@ -976,8 +1068,236 @@
       <w:r>
         <w:rPr>
           <w:noProof/>
-        </w:rPr>
-        <w:instrText xml:space="preserve"> INCLUDEPICTURE  "https://kursovik.com/programming/101510163/553c8070.jpg" \* MERGEFORMATINET </w:instrText>
+          <w:lang w:val="ru-RU"/>
+        </w:rPr>
+        <w:instrText xml:space="preserve"> </w:instrText>
+      </w:r>
+      <w:r>
+        <w:rPr>
+          <w:noProof/>
+        </w:rPr>
+        <w:instrText>INCLUDEPICTURE</w:instrText>
+      </w:r>
+      <w:r>
+        <w:rPr>
+          <w:noProof/>
+          <w:lang w:val="ru-RU"/>
+        </w:rPr>
+        <w:instrText xml:space="preserve">  "</w:instrText>
+      </w:r>
+      <w:r>
+        <w:rPr>
+          <w:noProof/>
+        </w:rPr>
+        <w:instrText>https</w:instrText>
+      </w:r>
+      <w:r>
+        <w:rPr>
+          <w:noProof/>
+          <w:lang w:val="ru-RU"/>
+        </w:rPr>
+        <w:instrText>://</w:instrText>
+      </w:r>
+      <w:r>
+        <w:rPr>
+          <w:noProof/>
+        </w:rPr>
+        <w:instrText>kursovik</w:instrText>
+      </w:r>
+      <w:r>
+        <w:rPr>
+          <w:noProof/>
+          <w:lang w:val="ru-RU"/>
+        </w:rPr>
+        <w:instrText>.</w:instrText>
+      </w:r>
+      <w:r>
+        <w:rPr>
+          <w:noProof/>
+        </w:rPr>
+        <w:instrText>com</w:instrText>
+      </w:r>
+      <w:r>
+        <w:rPr>
+          <w:noProof/>
+          <w:lang w:val="ru-RU"/>
+        </w:rPr>
+        <w:instrText>/</w:instrText>
+      </w:r>
+      <w:r>
+        <w:rPr>
+          <w:noProof/>
+        </w:rPr>
+        <w:instrText>programming</w:instrText>
+      </w:r>
+      <w:r>
+        <w:rPr>
+          <w:noProof/>
+          <w:lang w:val="ru-RU"/>
+        </w:rPr>
+        <w:instrText>/101510163/553</w:instrText>
+      </w:r>
+      <w:r>
+        <w:rPr>
+          <w:noProof/>
+        </w:rPr>
+        <w:instrText>c</w:instrText>
+      </w:r>
+      <w:r>
+        <w:rPr>
+          <w:noProof/>
+          <w:lang w:val="ru-RU"/>
+        </w:rPr>
+        <w:instrText>8070.</w:instrText>
+      </w:r>
+      <w:r>
+        <w:rPr>
+          <w:noProof/>
+        </w:rPr>
+        <w:instrText>jpg</w:instrText>
+      </w:r>
+      <w:r>
+        <w:rPr>
+          <w:noProof/>
+          <w:lang w:val="ru-RU"/>
+        </w:rPr>
+        <w:instrText xml:space="preserve">" \* </w:instrText>
+      </w:r>
+      <w:r>
+        <w:rPr>
+          <w:noProof/>
+        </w:rPr>
+        <w:instrText>MERGEFORMATINET</w:instrText>
+      </w:r>
+      <w:r>
+        <w:rPr>
+          <w:noProof/>
+          <w:lang w:val="ru-RU"/>
+        </w:rPr>
+        <w:instrText xml:space="preserve"> </w:instrText>
+      </w:r>
+      <w:r>
+        <w:rPr>
+          <w:noProof/>
+        </w:rPr>
+        <w:fldChar w:fldCharType="separate"/>
+      </w:r>
+      <w:r>
+        <w:rPr>
+          <w:noProof/>
+        </w:rPr>
+        <w:fldChar w:fldCharType="begin"/>
+      </w:r>
+      <w:r>
+        <w:rPr>
+          <w:noProof/>
+          <w:lang w:val="ru-RU"/>
+        </w:rPr>
+        <w:instrText xml:space="preserve"> </w:instrText>
+      </w:r>
+      <w:r>
+        <w:rPr>
+          <w:noProof/>
+        </w:rPr>
+        <w:instrText>INCLUDEPICTURE</w:instrText>
+      </w:r>
+      <w:r>
+        <w:rPr>
+          <w:noProof/>
+          <w:lang w:val="ru-RU"/>
+        </w:rPr>
+        <w:instrText xml:space="preserve">  "</w:instrText>
+      </w:r>
+      <w:r>
+        <w:rPr>
+          <w:noProof/>
+        </w:rPr>
+        <w:instrText>https</w:instrText>
+      </w:r>
+      <w:r>
+        <w:rPr>
+          <w:noProof/>
+          <w:lang w:val="ru-RU"/>
+        </w:rPr>
+        <w:instrText>://</w:instrText>
+      </w:r>
+      <w:r>
+        <w:rPr>
+          <w:noProof/>
+        </w:rPr>
+        <w:instrText>kursovik</w:instrText>
+      </w:r>
+      <w:r>
+        <w:rPr>
+          <w:noProof/>
+          <w:lang w:val="ru-RU"/>
+        </w:rPr>
+        <w:instrText>.</w:instrText>
+      </w:r>
+      <w:r>
+        <w:rPr>
+          <w:noProof/>
+        </w:rPr>
+        <w:instrText>com</w:instrText>
+      </w:r>
+      <w:r>
+        <w:rPr>
+          <w:noProof/>
+          <w:lang w:val="ru-RU"/>
+        </w:rPr>
+        <w:instrText>/</w:instrText>
+      </w:r>
+      <w:r>
+        <w:rPr>
+          <w:noProof/>
+        </w:rPr>
+        <w:instrText>programming</w:instrText>
+      </w:r>
+      <w:r>
+        <w:rPr>
+          <w:noProof/>
+          <w:lang w:val="ru-RU"/>
+        </w:rPr>
+        <w:instrText>/101510163/553</w:instrText>
+      </w:r>
+      <w:r>
+        <w:rPr>
+          <w:noProof/>
+        </w:rPr>
+        <w:instrText>c</w:instrText>
+      </w:r>
+      <w:r>
+        <w:rPr>
+          <w:noProof/>
+          <w:lang w:val="ru-RU"/>
+        </w:rPr>
+        <w:instrText>8070.</w:instrText>
+      </w:r>
+      <w:r>
+        <w:rPr>
+          <w:noProof/>
+        </w:rPr>
+        <w:instrText>jpg</w:instrText>
+      </w:r>
+      <w:r>
+        <w:rPr>
+          <w:noProof/>
+          <w:lang w:val="ru-RU"/>
+        </w:rPr>
+        <w:instrText xml:space="preserve">" \* </w:instrText>
+      </w:r>
+      <w:r>
+        <w:rPr>
+          <w:noProof/>
+        </w:rPr>
+        <w:instrText>MERGEFORMATINET</w:instrText>
+      </w:r>
+      <w:r>
+        <w:rPr>
+          <w:noProof/>
+          <w:lang w:val="ru-RU"/>
+        </w:rPr>
+        <w:instrText xml:space="preserve"> </w:instrText>
       </w:r>
       <w:r>
         <w:rPr>
@@ -1009,7 +1329,7 @@
             <v:path o:extrusionok="f" gradientshapeok="t" o:connecttype="rect"/>
             <o:lock v:ext="edit" aspectratio="t"/>
           </v:shapetype>
-          <v:shape id="_x0000_i1025" type="#_x0000_t75" alt="Игра «Пакмен» (Pacman). Курсовая работа на Delphi (Дельфи, Делфи) -  Программа / Игры, Графика" style="width:468.3pt;height:324.3pt;mso-width-percent:0;mso-height-percent:0;mso-width-percent:0;mso-height-percent:0">
+          <v:shape id="_x0000_i1025" type="#_x0000_t75" alt="Игра «Пакмен» (Pacman). Курсовая работа на Delphi (Дельфи, Делфи) -  Программа / Игры, Графика" style="width:468.35pt;height:324.35pt;mso-width-percent:0;mso-height-percent:0;mso-width-percent:0;mso-height-percent:0">
             <v:imagedata r:id="rId7" r:href="rId8"/>
           </v:shape>
         </w:pict>
@@ -1021,6 +1341,12 @@
         <w:fldChar w:fldCharType="end"/>
       </w:r>
       <w:r>
+        <w:rPr>
+          <w:noProof/>
+        </w:rPr>
+        <w:fldChar w:fldCharType="end"/>
+      </w:r>
+      <w:r>
         <w:fldChar w:fldCharType="end"/>
       </w:r>
       <w:r>
@@ -1314,6 +1640,7 @@
           <w:rFonts w:ascii="Times New Roman" w:hAnsi="Times New Roman" w:cs="Times New Roman"/>
           <w:sz w:val="24"/>
           <w:szCs w:val="24"/>
+          <w:lang w:val="ru-RU"/>
         </w:rPr>
       </w:pPr>
       <w:r>
@@ -1713,6 +2040,7 @@
           <w:rFonts w:ascii="Times New Roman" w:hAnsi="Times New Roman" w:cs="Times New Roman"/>
           <w:sz w:val="24"/>
           <w:szCs w:val="24"/>
+          <w:lang w:val="ru-RU"/>
         </w:rPr>
       </w:pPr>
       <w:r>
